--- a/public/files/application-form/2026_TEBA_참가신청서.docx
+++ b/public/files/application-form/2026_TEBA_참가신청서.docx
@@ -14,7 +14,7 @@
           <w:noProof/>
         </w:rPr>
         <w:drawing>
-          <wp:anchor distT="0" distB="0" distL="114300" distR="114300" simplePos="0" relativeHeight="251738112" behindDoc="1" locked="0" layoutInCell="1" hidden="0" allowOverlap="1" wp14:anchorId="5C514D11" wp14:editId="49DD5AE5">
+          <wp:anchor distT="0" distB="0" distL="114300" distR="114300" simplePos="0" relativeHeight="251738112" behindDoc="1" locked="0" layoutInCell="1" hidden="0" allowOverlap="1" wp14:anchorId="5C514D11" wp14:editId="117E706A">
             <wp:simplePos x="0" y="0"/>
             <wp:positionH relativeFrom="column">
               <wp:posOffset>-930303</wp:posOffset>
@@ -390,15 +390,15 @@
         </w:rPr>
         <w:lastRenderedPageBreak/>
         <w:drawing>
-          <wp:anchor distT="0" distB="0" distL="114300" distR="114300" simplePos="0" relativeHeight="251727872" behindDoc="1" locked="0" layoutInCell="1" hidden="0" allowOverlap="1" wp14:anchorId="23A30F27" wp14:editId="00E980B1">
+          <wp:anchor distT="0" distB="0" distL="114300" distR="114300" simplePos="0" relativeHeight="251727872" behindDoc="1" locked="0" layoutInCell="1" hidden="0" allowOverlap="1" wp14:anchorId="23A30F27" wp14:editId="5AB5F4D5">
             <wp:simplePos x="0" y="0"/>
             <wp:positionH relativeFrom="column">
-              <wp:posOffset>-913954</wp:posOffset>
+              <wp:posOffset>-914400</wp:posOffset>
             </wp:positionH>
             <wp:positionV relativeFrom="paragraph">
               <wp:posOffset>-1080135</wp:posOffset>
             </wp:positionV>
-            <wp:extent cx="7557126" cy="10699568"/>
+            <wp:extent cx="7557126" cy="10699567"/>
             <wp:effectExtent l="0" t="0" r="0" b="0"/>
             <wp:wrapNone/>
             <wp:docPr id="1031" name="shape1031"/>
@@ -425,7 +425,7 @@
                   <pic:spPr>
                     <a:xfrm>
                       <a:off x="0" y="0"/>
-                      <a:ext cx="7557126" cy="10699568"/>
+                      <a:ext cx="7557126" cy="10699567"/>
                     </a:xfrm>
                     <a:prstGeom prst="rect">
                       <a:avLst/>

--- a/public/files/application-form/2026_TEBA_참가신청서.docx
+++ b/public/files/application-form/2026_TEBA_참가신청서.docx
@@ -14,7 +14,7 @@
           <w:noProof/>
         </w:rPr>
         <w:drawing>
-          <wp:anchor distT="0" distB="0" distL="114300" distR="114300" simplePos="0" relativeHeight="251738112" behindDoc="1" locked="0" layoutInCell="1" hidden="0" allowOverlap="1" wp14:anchorId="5C514D11" wp14:editId="117E706A">
+          <wp:anchor distT="0" distB="0" distL="114300" distR="114300" simplePos="0" relativeHeight="251738112" behindDoc="1" locked="0" layoutInCell="1" hidden="0" allowOverlap="1" wp14:anchorId="5C514D11" wp14:editId="247BF880">
             <wp:simplePos x="0" y="0"/>
             <wp:positionH relativeFrom="column">
               <wp:posOffset>-930303</wp:posOffset>
@@ -390,7 +390,7 @@
         </w:rPr>
         <w:lastRenderedPageBreak/>
         <w:drawing>
-          <wp:anchor distT="0" distB="0" distL="114300" distR="114300" simplePos="0" relativeHeight="251727872" behindDoc="1" locked="0" layoutInCell="1" hidden="0" allowOverlap="1" wp14:anchorId="23A30F27" wp14:editId="5AB5F4D5">
+          <wp:anchor distT="0" distB="0" distL="114300" distR="114300" simplePos="0" relativeHeight="251727872" behindDoc="1" locked="0" layoutInCell="1" hidden="0" allowOverlap="1" wp14:anchorId="23A30F27" wp14:editId="52FBE48E">
             <wp:simplePos x="0" y="0"/>
             <wp:positionH relativeFrom="column">
               <wp:posOffset>-914400</wp:posOffset>
@@ -398,7 +398,7 @@
             <wp:positionV relativeFrom="paragraph">
               <wp:posOffset>-1080135</wp:posOffset>
             </wp:positionV>
-            <wp:extent cx="7557126" cy="10699567"/>
+            <wp:extent cx="7557125" cy="10699567"/>
             <wp:effectExtent l="0" t="0" r="0" b="0"/>
             <wp:wrapNone/>
             <wp:docPr id="1031" name="shape1031"/>
@@ -425,7 +425,7 @@
                   <pic:spPr>
                     <a:xfrm>
                       <a:off x="0" y="0"/>
-                      <a:ext cx="7557126" cy="10699567"/>
+                      <a:ext cx="7557125" cy="10699567"/>
                     </a:xfrm>
                     <a:prstGeom prst="rect">
                       <a:avLst/>
